--- a/data/revised_2026-10_full/tracked/v2/Physics/SS4.1_Greenhouse_Effect_and_Climate_Change/Physics_Greenhouse_Effect_and_Climate_Change_SummaryTable_TRACKED.docx
+++ b/data/revised_2026-10_full/tracked/v2/Physics/SS4.1_Greenhouse_Effect_and_Climate_Change/Physics_Greenhouse_Effect_and_Climate_Change_SummaryTable_TRACKED.docx
@@ -956,7 +956,7 @@
               </w:rPr>
               <w:t xml:space="preserve">Students can now explain: WHY Mount Kenya's Lewis Glacier is melting (enhanced back-radiation from elevated CO₂ and CH₄ concentrations raises atmospheric and surface temperatures above the glacier's equilibrium freezing point, driving ice loss); WHY the Embu County farmer's rainfall is becoming unpredictable (higher surface temperatures increase evaporation </w:t>
             </w:r>
-            <w:del w:id="9001" w:author="Claude (AI) - proposed" w:date="2026-10-15T08:04:55Z">
+            <w:del w:id="9001" w:author="Claude (AI) - proposed" w:date="2026-10-18T00:32:40Z">
               <w:r>
                 <w:rPr>
                   <w:rFonts w:ascii="Arial" w:cs="Arial" w:eastAsia="Arial" w:hAnsi="Arial"/>
@@ -984,7 +984,7 @@
               </w:rPr>
               <w:t xml:space="preserve">from Lake Victoria and the Indian Ocean</w:t>
             </w:r>
-            <w:del w:id="9002" w:author="Claude (AI) - proposed" w:date="2026-10-15T08:04:55Z">
+            <w:del w:id="9002" w:author="Claude (AI) - proposed" w:date="2026-10-18T00:32:40Z">
               <w:r>
                 <w:rPr>
                   <w:rFonts w:ascii="Arial" w:cs="Arial" w:eastAsia="Arial" w:hAnsi="Arial"/>
@@ -999,7 +999,7 @@
                 <w:delText xml:space="preserve">, altering</w:delText>
               </w:r>
             </w:del>
-            <w:ins w:id="9003" w:author="Claude (AI) - proposed" w:date="2026-10-15T08:04:55Z">
+            <w:ins w:id="9003" w:author="Claude (AI) - proposed" w:date="2026-10-18T00:32:40Z">
               <w:r>
                 <w:rPr>
                   <w:rFonts w:ascii="Arial" w:cs="Arial" w:eastAsia="Arial" w:hAnsi="Arial"/>
@@ -1027,7 +1027,7 @@
               </w:rPr>
               <w:t xml:space="preserve"> the moisture and energy</w:t>
             </w:r>
-            <w:del w:id="9004" w:author="Claude (AI) - proposed" w:date="2026-10-15T08:04:55Z">
+            <w:del w:id="9004" w:author="Claude (AI) - proposed" w:date="2026-10-18T00:32:40Z">
               <w:r>
                 <w:rPr>
                   <w:rFonts w:ascii="Arial" w:cs="Arial" w:eastAsia="Arial" w:hAnsi="Arial"/>
@@ -1055,7 +1055,7 @@
               </w:rPr>
               <w:t xml:space="preserve"> of the long-rains system, </w:t>
             </w:r>
-            <w:del w:id="9005" w:author="Claude (AI) - proposed" w:date="2026-10-15T08:04:55Z">
+            <w:del w:id="9005" w:author="Claude (AI) - proposed" w:date="2026-10-18T00:32:40Z">
               <w:r>
                 <w:rPr>
                   <w:rFonts w:ascii="Arial" w:cs="Arial" w:eastAsia="Arial" w:hAnsi="Arial"/>
@@ -1070,7 +1070,7 @@
                 <w:delText xml:space="preserve">disrupting the</w:delText>
               </w:r>
             </w:del>
-            <w:ins w:id="9006" w:author="Claude (AI) - proposed" w:date="2026-10-15T08:04:55Z">
+            <w:ins w:id="9006" w:author="Claude (AI) - proposed" w:date="2026-10-18T00:32:40Z">
               <w:r>
                 <w:rPr>
                   <w:rFonts w:ascii="Arial" w:cs="Arial" w:eastAsia="Arial" w:hAnsi="Arial"/>
@@ -1098,7 +1098,7 @@
               </w:rPr>
               <w:t xml:space="preserve"> March–May </w:t>
             </w:r>
-            <w:del w:id="9007" w:author="Claude (AI) - proposed" w:date="2026-10-15T08:04:55Z">
+            <w:del w:id="9007" w:author="Claude (AI) - proposed" w:date="2026-10-18T00:32:40Z">
               <w:r>
                 <w:rPr>
                   <w:rFonts w:ascii="Arial" w:cs="Arial" w:eastAsia="Arial" w:hAnsi="Arial"/>
@@ -1113,7 +1113,7 @@
                 <w:delText xml:space="preserve">precipitation patterns</w:delText>
               </w:r>
             </w:del>
-            <w:ins w:id="9008" w:author="Claude (AI) - proposed" w:date="2026-10-15T08:04:55Z">
+            <w:ins w:id="9008" w:author="Claude (AI) - proposed" w:date="2026-10-18T00:32:40Z">
               <w:r>
                 <w:rPr>
                   <w:rFonts w:ascii="Arial" w:cs="Arial" w:eastAsia="Arial" w:hAnsi="Arial"/>
@@ -1295,7 +1295,7 @@
               </w:rPr>
               <w:t xml:space="preserve">We explained that the Embu farmer is experiencing disrupted long rains because rising surface temperatures over the Indian Ocean alter evaporation rates and shift the inter-tropical convergence zone, changing when and where moisture-laden winds reach inland Kenya. The same warming mechanism that is melting the Lewis Glacier is intensifying and destabilising the water cycle that governs Kenyan rainfall — so both phenomena share a </w:t>
             </w:r>
-            <w:del w:id="9009" w:author="Claude (AI) - proposed" w:date="2026-10-15T08:04:55Z">
+            <w:del w:id="9009" w:author="Claude (AI) - proposed" w:date="2026-10-18T00:32:40Z">
               <w:r>
                 <w:rPr>
                   <w:rFonts w:ascii="Arial" w:cs="Arial" w:eastAsia="Arial" w:hAnsi="Arial"/>
@@ -1310,7 +1310,7 @@
                 <w:delText xml:space="preserve">single physical cause:</w:delText>
               </w:r>
             </w:del>
-            <w:ins w:id="9010" w:author="Claude (AI) - proposed" w:date="2026-10-15T08:04:55Z">
+            <w:ins w:id="9010" w:author="Claude (AI) - proposed" w:date="2026-10-18T00:32:40Z">
               <w:r>
                 <w:rPr>
                   <w:rFonts w:ascii="Arial" w:cs="Arial" w:eastAsia="Arial" w:hAnsi="Arial"/>
@@ -1338,7 +1338,7 @@
               </w:rPr>
               <w:t xml:space="preserve"> the enhanced greenhouse effect driven by rising greenhouse gas concentrations</w:t>
             </w:r>
-            <w:ins w:id="9011" w:author="Claude (AI) - proposed" w:date="2026-10-15T08:04:55Z">
+            <w:ins w:id="9011" w:author="Claude (AI) - proposed" w:date="2026-10-18T00:32:40Z">
               <w:r>
                 <w:rPr>
                   <w:rFonts w:ascii="Arial" w:cs="Arial" w:eastAsia="Arial" w:hAnsi="Arial"/>
@@ -1454,7 +1454,7 @@
               </w:rPr>
               <w:t xml:space="preserve">Students analysed the Keeling Curve (CO₂ concentration 1958–present) and a global temperature anomaly graph, identifying a strong upward correlation between rising atmospheric CO₂ and rising global average temperatures. Students also used the PhET Greenhouse Effect simulation to observe that increasing greenhouse gas concentrations raises equilibrium surface temperature. Students noted that Kenya's Lewis Glacier has lost </w:t>
             </w:r>
-            <w:del w:id="9012" w:author="Claude (AI) - proposed" w:date="2026-10-15T08:04:55Z">
+            <w:del w:id="9012" w:author="Claude (AI) - proposed" w:date="2026-10-18T00:32:40Z">
               <w:r>
                 <w:rPr>
                   <w:rFonts w:ascii="Arial" w:cs="Arial" w:eastAsia="Arial" w:hAnsi="Arial"/>
@@ -1469,7 +1469,7 @@
                 <w:delText xml:space="preserve">over 90</w:delText>
               </w:r>
             </w:del>
-            <w:ins w:id="9013" w:author="Claude (AI) - proposed" w:date="2026-10-15T08:04:55Z">
+            <w:ins w:id="9013" w:author="Claude (AI) - proposed" w:date="2026-10-18T00:32:40Z">
               <w:r>
                 <w:rPr>
                   <w:rFonts w:ascii="Arial" w:cs="Arial" w:eastAsia="Arial" w:hAnsi="Arial"/>
@@ -1497,7 +1497,7 @@
               </w:rPr>
               <w:t xml:space="preserve">% of its </w:t>
             </w:r>
-            <w:del w:id="9014" w:author="Claude (AI) - proposed" w:date="2026-10-15T08:04:55Z">
+            <w:del w:id="9014" w:author="Claude (AI) - proposed" w:date="2026-10-18T00:32:40Z">
               <w:r>
                 <w:rPr>
                   <w:rFonts w:ascii="Arial" w:cs="Arial" w:eastAsia="Arial" w:hAnsi="Arial"/>
@@ -1512,7 +1512,7 @@
                 <w:delText xml:space="preserve">mass since 1900</w:delText>
               </w:r>
             </w:del>
-            <w:ins w:id="9015" w:author="Claude (AI) - proposed" w:date="2026-10-15T08:04:55Z">
+            <w:ins w:id="9015" w:author="Claude (AI) - proposed" w:date="2026-10-18T00:32:40Z">
               <w:r>
                 <w:rPr>
                   <w:rFonts w:ascii="Arial" w:cs="Arial" w:eastAsia="Arial" w:hAnsi="Arial"/>
@@ -1540,7 +1540,7 @@
               </w:rPr>
               <w:t xml:space="preserve">, and that the </w:t>
             </w:r>
-            <w:del w:id="9016" w:author="Claude (AI) - proposed" w:date="2026-10-15T08:04:55Z">
+            <w:del w:id="9016" w:author="Claude (AI) - proposed" w:date="2026-10-18T00:32:40Z">
               <w:r>
                 <w:rPr>
                   <w:rFonts w:ascii="Arial" w:cs="Arial" w:eastAsia="Arial" w:hAnsi="Arial"/>
@@ -1555,7 +1555,7 @@
                 <w:delText xml:space="preserve">Kenya Meteorological Department has recorded a 2–3 week delay in the onset of the long rains</w:delText>
               </w:r>
             </w:del>
-            <w:ins w:id="9017" w:author="Claude (AI) - proposed" w:date="2026-10-15T08:04:55Z">
+            <w:ins w:id="9017" w:author="Claude (AI) - proposed" w:date="2026-10-18T00:32:40Z">
               <w:r>
                 <w:rPr>
                   <w:rFonts w:ascii="Arial" w:cs="Arial" w:eastAsia="Arial" w:hAnsi="Arial"/>
@@ -1583,7 +1583,7 @@
               </w:rPr>
               <w:t xml:space="preserve"> since the 1980s</w:t>
             </w:r>
-            <w:ins w:id="9018" w:author="Claude (AI) - proposed" w:date="2026-10-15T08:04:55Z">
+            <w:ins w:id="9018" w:author="Claude (AI) - proposed" w:date="2026-10-18T00:32:40Z">
               <w:r>
                 <w:rPr>
                   <w:rFonts w:ascii="Arial" w:cs="Arial" w:eastAsia="Arial" w:hAnsi="Arial"/>
@@ -1798,7 +1798,7 @@
               </w:rPr>
               <w:t xml:space="preserve">The ozone layer is a stratospheric shield (15–35 km altitude) that absorbs incoming UV-B radiation before it reaches Earth's surface; it is chemically distinct from the tropospheric greenhouse gas layer that traps outgoing infrared radiation; CFCs (chlorofluorocarbons) catalytically destroy ozone molecules — one CFC molecule can destroy thousands of ozone molecules; the Montreal Protocol (1987) has successfully reduced CFC production and the ozone layer is gradually recovering; CFCs are also potent greenhouse gases, meaning ozone depletion and the greenhouse effect are distinct but interacting phenomena; and </w:t>
             </w:r>
-            <w:del w:id="9019" w:author="Claude (AI) - proposed" w:date="2026-10-15T08:04:55Z">
+            <w:del w:id="9019" w:author="Claude (AI) - proposed" w:date="2026-10-18T00:32:40Z">
               <w:r>
                 <w:rPr>
                   <w:rFonts w:ascii="Arial" w:cs="Arial" w:eastAsia="Arial" w:hAnsi="Arial"/>
@@ -1813,7 +1813,7 @@
                 <w:delText xml:space="preserve">rising</w:delText>
               </w:r>
             </w:del>
-            <w:ins w:id="9020" w:author="Claude (AI) - proposed" w:date="2026-10-15T08:04:55Z">
+            <w:ins w:id="9020" w:author="Claude (AI) - proposed" w:date="2026-10-18T00:32:40Z">
               <w:r>
                 <w:rPr>
                   <w:rFonts w:ascii="Arial" w:cs="Arial" w:eastAsia="Arial" w:hAnsi="Arial"/>
@@ -1841,7 +1841,7 @@
               </w:rPr>
               <w:t xml:space="preserve"> UV-B </w:t>
             </w:r>
-            <w:del w:id="9021" w:author="Claude (AI) - proposed" w:date="2026-10-15T08:04:55Z">
+            <w:del w:id="9021" w:author="Claude (AI) - proposed" w:date="2026-10-18T00:32:40Z">
               <w:r>
                 <w:rPr>
                   <w:rFonts w:ascii="Arial" w:cs="Arial" w:eastAsia="Arial" w:hAnsi="Arial"/>
@@ -1856,7 +1856,7 @@
                 <w:delText xml:space="preserve">levels in Nairobi during the 1990s are real, measurable evidence of ozone depletion's local impact in Kenya</w:delText>
               </w:r>
             </w:del>
-            <w:ins w:id="9022" w:author="Claude (AI) - proposed" w:date="2026-10-15T08:04:55Z">
+            <w:ins w:id="9022" w:author="Claude (AI) - proposed" w:date="2026-10-18T00:32:40Z">
               <w:r>
                 <w:rPr>
                   <w:rFonts w:ascii="Arial" w:cs="Arial" w:eastAsia="Arial" w:hAnsi="Arial"/>
@@ -2193,7 +2193,7 @@
         </w:rPr>
         <w:t xml:space="preserve">© 2026 SeaVuria and ARES. This work is licensed under a </w:t>
       </w:r>
-      <w:hyperlink w:history="1" r:id="rIdxlt7e7axp94nevdahlla1">
+      <w:hyperlink w:history="1" r:id="rIdhuh6kxpgel7t3tngrznry">
         <w:r>
           <w:rPr>
             <w:rFonts w:ascii="Arial" w:cs="Arial" w:eastAsia="Arial" w:hAnsi="Arial"/>
@@ -2213,7 +2213,7 @@
         </w:rPr>
         <w:t xml:space="preserve"> (</w:t>
       </w:r>
-      <w:hyperlink w:history="1" r:id="rIdiupqr8_mqwt_jqzxml8pz">
+      <w:hyperlink w:history="1" r:id="rIdaadto3cho_cryu5q48cpo">
         <w:r>
           <w:rPr>
             <w:rFonts w:ascii="Arial" w:cs="Arial" w:eastAsia="Arial" w:hAnsi="Arial"/>
@@ -2233,7 +2233,7 @@
         </w:rPr>
         <w:t xml:space="preserve">). To view a copy of this license, visit </w:t>
       </w:r>
-      <w:hyperlink w:history="1" r:id="rIduq_j5csicxlgs8qgcpxgt">
+      <w:hyperlink w:history="1" r:id="rIdaxcyf0s8awhikeasgdn18">
         <w:r>
           <w:rPr>
             <w:rFonts w:ascii="Arial" w:cs="Arial" w:eastAsia="Arial" w:hAnsi="Arial"/>
